--- a/pre-lab-installation.docx
+++ b/pre-lab-installation.docx
@@ -5021,7 +5021,7 @@
         <w:rPr>
           <w:rStyle w:val="StringTok"/>
         </w:rPr>
-        <w:t xml:space="preserve">"scripts/walkthrough.R"</w:t>
+        <w:t xml:space="preserve">"scripts/helpers.R"</w:t>
       </w:r>
       <w:r>
         <w:rPr>
@@ -5235,7 +5235,7 @@
         <w:rPr>
           <w:rStyle w:val="StringTok"/>
         </w:rPr>
-        <w:t xml:space="preserve">"scripts/walkthrough.R"</w:t>
+        <w:t xml:space="preserve">"scripts/helpers.R"</w:t>
       </w:r>
       <w:r>
         <w:rPr>

--- a/pre-lab-installation.docx
+++ b/pre-lab-installation.docx
@@ -4933,161 +4933,13 @@
           <w:b/>
           <w:bCs/>
         </w:rPr>
-        <w:t xml:space="preserve">Path A — local with</w:t>
-      </w:r>
-      <w:r>
-        <w:rPr>
-          <w:b/>
-          <w:bCs/>
-        </w:rPr>
-        <w:t xml:space="preserve"> </w:t>
-      </w:r>
-      <w:r>
-        <w:rPr>
-          <w:rStyle w:val="VerbatimChar"/>
-          <w:b/>
-          <w:bCs/>
-        </w:rPr>
-        <w:t xml:space="preserve">segment_fish()</w:t>
-      </w:r>
-      <w:r>
-        <w:rPr>
-          <w:b/>
-          <w:bCs/>
-        </w:rPr>
-        <w:t xml:space="preserve"> </w:t>
-      </w:r>
-      <w:r>
-        <w:rPr>
-          <w:b/>
-          <w:bCs/>
-        </w:rPr>
-        <w:t xml:space="preserve">(best quality):</w:t>
-      </w:r>
-      <w:r>
-        <w:t xml:space="preserve"> </w:t>
-      </w:r>
-      <w:r>
-        <w:t xml:space="preserve">if your install of</w:t>
-      </w:r>
-      <w:r>
-        <w:t xml:space="preserve"> </w:t>
-      </w:r>
-      <w:r>
-        <w:rPr>
-          <w:rStyle w:val="VerbatimChar"/>
-        </w:rPr>
-        <w:t xml:space="preserve">uv</w:t>
-      </w:r>
-      <w:r>
-        <w:t xml:space="preserve"> </w:t>
-      </w:r>
-      <w:r>
-        <w:t xml:space="preserve">+</w:t>
-      </w:r>
-      <w:r>
-        <w:t xml:space="preserve"> </w:t>
-      </w:r>
-      <w:r>
-        <w:rPr>
-          <w:rStyle w:val="VerbatimChar"/>
-        </w:rPr>
-        <w:t xml:space="preserve">imagemagick</w:t>
-      </w:r>
-      <w:r>
-        <w:t xml:space="preserve"> </w:t>
-      </w:r>
-      <w:r>
-        <w:t xml:space="preserve">worked above, you already have the tool. Just run in R:</w:t>
-      </w:r>
-    </w:p>
-    <w:p>
-      <w:pPr>
-        <w:pStyle w:val="SourceCode"/>
-      </w:pPr>
-      <w:r>
-        <w:rPr>
-          <w:rStyle w:val="FunctionTok"/>
-        </w:rPr>
-        <w:t xml:space="preserve">source</w:t>
-      </w:r>
-      <w:r>
-        <w:rPr>
-          <w:rStyle w:val="NormalTok"/>
-        </w:rPr>
-        <w:t xml:space="preserve">(</w:t>
-      </w:r>
-      <w:r>
-        <w:rPr>
-          <w:rStyle w:val="StringTok"/>
-        </w:rPr>
-        <w:t xml:space="preserve">"scripts/helpers.R"</w:t>
-      </w:r>
-      <w:r>
-        <w:rPr>
-          <w:rStyle w:val="NormalTok"/>
-        </w:rPr>
-        <w:t xml:space="preserve">)    </w:t>
-      </w:r>
-      <w:r>
-        <w:rPr>
-          <w:rStyle w:val="CommentTok"/>
-        </w:rPr>
-        <w:t xml:space="preserve"># loads the segment_fish() helper</w:t>
-      </w:r>
-      <w:r>
-        <w:br/>
-      </w:r>
-      <w:r>
-        <w:rPr>
-          <w:rStyle w:val="FunctionTok"/>
-        </w:rPr>
-        <w:t xml:space="preserve">segment_fish</w:t>
-      </w:r>
-      <w:r>
-        <w:rPr>
-          <w:rStyle w:val="NormalTok"/>
-        </w:rPr>
-        <w:t xml:space="preserve">(</w:t>
-      </w:r>
-      <w:r>
-        <w:rPr>
-          <w:rStyle w:val="StringTok"/>
-        </w:rPr>
-        <w:t xml:space="preserve">"images/student-fish/&lt;your-lineage&gt;/your-fish.jpg"</w:t>
-      </w:r>
-      <w:r>
-        <w:rPr>
-          <w:rStyle w:val="NormalTok"/>
-        </w:rPr>
-        <w:t xml:space="preserve">)</w:t>
-      </w:r>
-      <w:r>
-        <w:br/>
-      </w:r>
-      <w:r>
-        <w:rPr>
-          <w:rStyle w:val="CommentTok"/>
-        </w:rPr>
-        <w:t xml:space="preserve"># Repeat for fish 2 and 3. Output: &lt;name&gt;-segmented.jpg in the same folder.</w:t>
-      </w:r>
-    </w:p>
-    <w:p>
-      <w:pPr>
-        <w:pStyle w:val="FirstParagraph"/>
-      </w:pPr>
-      <w:r>
-        <w:rPr>
-          <w:b/>
-          <w:bCs/>
-        </w:rPr>
-        <w:t xml:space="preserve">Path B — web tool (no install needed):</w:t>
-      </w:r>
-      <w:r>
-        <w:t xml:space="preserve"> </w:t>
-      </w:r>
-      <w:r>
-        <w:t xml:space="preserve">drag-drop your fish JPG to one of these:</w:t>
+        <w:t xml:space="preserve">First, decide where your image lives.</w:t>
+      </w:r>
+      <w:r>
+        <w:t xml:space="preserve"> </w:t>
+      </w:r>
+      <w:r>
+        <w:t xml:space="preserve">The repo has a dedicated folder for student uploads, kept separate from the curated starter species:</w:t>
       </w:r>
     </w:p>
     <w:p>
@@ -5096,6 +4948,218 @@
         <w:numPr>
           <w:ilvl w:val="0"/>
           <w:numId w:val="1007"/>
+        </w:numPr>
+      </w:pPr>
+      <w:r>
+        <w:rPr>
+          <w:rStyle w:val="VerbatimChar"/>
+          <w:b/>
+          <w:bCs/>
+        </w:rPr>
+        <w:t xml:space="preserve">images/student-fish/&lt;your-lineage&gt;/</w:t>
+      </w:r>
+      <w:r>
+        <w:t xml:space="preserve"> </w:t>
+      </w:r>
+      <w:r>
+        <w:t xml:space="preserve">— pre-loaded starter species, already segmented. Don’t add your own files here.</w:t>
+      </w:r>
+    </w:p>
+    <w:p>
+      <w:pPr>
+        <w:pStyle w:val="Compact"/>
+        <w:numPr>
+          <w:ilvl w:val="0"/>
+          <w:numId w:val="1007"/>
+        </w:numPr>
+      </w:pPr>
+      <w:r>
+        <w:rPr>
+          <w:rStyle w:val="VerbatimChar"/>
+          <w:b/>
+          <w:bCs/>
+        </w:rPr>
+        <w:t xml:space="preserve">images/student-images/</w:t>
+      </w:r>
+      <w:r>
+        <w:t xml:space="preserve"> </w:t>
+      </w:r>
+      <w:r>
+        <w:t xml:space="preserve">— drop YOUR uploaded JPGs here.</w:t>
+      </w:r>
+    </w:p>
+    <w:p>
+      <w:pPr>
+        <w:pStyle w:val="FirstParagraph"/>
+      </w:pPr>
+      <w:r>
+        <w:rPr>
+          <w:b/>
+          <w:bCs/>
+        </w:rPr>
+        <w:t xml:space="preserve">Path A — local with</w:t>
+      </w:r>
+      <w:r>
+        <w:rPr>
+          <w:b/>
+          <w:bCs/>
+        </w:rPr>
+        <w:t xml:space="preserve"> </w:t>
+      </w:r>
+      <w:r>
+        <w:rPr>
+          <w:rStyle w:val="VerbatimChar"/>
+          <w:b/>
+          <w:bCs/>
+        </w:rPr>
+        <w:t xml:space="preserve">segment_fish()</w:t>
+      </w:r>
+      <w:r>
+        <w:rPr>
+          <w:b/>
+          <w:bCs/>
+        </w:rPr>
+        <w:t xml:space="preserve"> </w:t>
+      </w:r>
+      <w:r>
+        <w:rPr>
+          <w:b/>
+          <w:bCs/>
+        </w:rPr>
+        <w:t xml:space="preserve">(best quality):</w:t>
+      </w:r>
+      <w:r>
+        <w:t xml:space="preserve"> </w:t>
+      </w:r>
+      <w:r>
+        <w:t xml:space="preserve">if your install of</w:t>
+      </w:r>
+      <w:r>
+        <w:t xml:space="preserve"> </w:t>
+      </w:r>
+      <w:r>
+        <w:rPr>
+          <w:rStyle w:val="VerbatimChar"/>
+        </w:rPr>
+        <w:t xml:space="preserve">uv</w:t>
+      </w:r>
+      <w:r>
+        <w:t xml:space="preserve"> </w:t>
+      </w:r>
+      <w:r>
+        <w:t xml:space="preserve">+</w:t>
+      </w:r>
+      <w:r>
+        <w:t xml:space="preserve"> </w:t>
+      </w:r>
+      <w:r>
+        <w:rPr>
+          <w:rStyle w:val="VerbatimChar"/>
+        </w:rPr>
+        <w:t xml:space="preserve">imagemagick</w:t>
+      </w:r>
+      <w:r>
+        <w:t xml:space="preserve"> </w:t>
+      </w:r>
+      <w:r>
+        <w:t xml:space="preserve">worked above, you already have the tool. Just run in R:</w:t>
+      </w:r>
+    </w:p>
+    <w:p>
+      <w:pPr>
+        <w:pStyle w:val="SourceCode"/>
+      </w:pPr>
+      <w:r>
+        <w:rPr>
+          <w:rStyle w:val="FunctionTok"/>
+        </w:rPr>
+        <w:t xml:space="preserve">source</w:t>
+      </w:r>
+      <w:r>
+        <w:rPr>
+          <w:rStyle w:val="NormalTok"/>
+        </w:rPr>
+        <w:t xml:space="preserve">(</w:t>
+      </w:r>
+      <w:r>
+        <w:rPr>
+          <w:rStyle w:val="StringTok"/>
+        </w:rPr>
+        <w:t xml:space="preserve">"scripts/helpers.R"</w:t>
+      </w:r>
+      <w:r>
+        <w:rPr>
+          <w:rStyle w:val="NormalTok"/>
+        </w:rPr>
+        <w:t xml:space="preserve">)    </w:t>
+      </w:r>
+      <w:r>
+        <w:rPr>
+          <w:rStyle w:val="CommentTok"/>
+        </w:rPr>
+        <w:t xml:space="preserve"># loads the segment_fish() helper</w:t>
+      </w:r>
+      <w:r>
+        <w:br/>
+      </w:r>
+      <w:r>
+        <w:rPr>
+          <w:rStyle w:val="FunctionTok"/>
+        </w:rPr>
+        <w:t xml:space="preserve">segment_fish</w:t>
+      </w:r>
+      <w:r>
+        <w:rPr>
+          <w:rStyle w:val="NormalTok"/>
+        </w:rPr>
+        <w:t xml:space="preserve">(</w:t>
+      </w:r>
+      <w:r>
+        <w:rPr>
+          <w:rStyle w:val="StringTok"/>
+        </w:rPr>
+        <w:t xml:space="preserve">"images/student-images/your-fish.jpg"</w:t>
+      </w:r>
+      <w:r>
+        <w:rPr>
+          <w:rStyle w:val="NormalTok"/>
+        </w:rPr>
+        <w:t xml:space="preserve">)</w:t>
+      </w:r>
+      <w:r>
+        <w:br/>
+      </w:r>
+      <w:r>
+        <w:rPr>
+          <w:rStyle w:val="CommentTok"/>
+        </w:rPr>
+        <w:t xml:space="preserve"># Repeat for fish 2 and 3. Output: &lt;name&gt;-segmented.jpg in the same folder.</w:t>
+      </w:r>
+    </w:p>
+    <w:p>
+      <w:pPr>
+        <w:pStyle w:val="FirstParagraph"/>
+      </w:pPr>
+      <w:r>
+        <w:rPr>
+          <w:b/>
+          <w:bCs/>
+        </w:rPr>
+        <w:t xml:space="preserve">Path B — web tool (no install needed):</w:t>
+      </w:r>
+      <w:r>
+        <w:t xml:space="preserve"> </w:t>
+      </w:r>
+      <w:r>
+        <w:t xml:space="preserve">drag-drop your fish JPG to one of these:</w:t>
+      </w:r>
+    </w:p>
+    <w:p>
+      <w:pPr>
+        <w:pStyle w:val="Compact"/>
+        <w:numPr>
+          <w:ilvl w:val="0"/>
+          <w:numId w:val="1008"/>
         </w:numPr>
       </w:pPr>
       <w:hyperlink r:id="rId54">
@@ -5120,7 +5184,7 @@
         <w:pStyle w:val="Compact"/>
         <w:numPr>
           <w:ilvl w:val="0"/>
-          <w:numId w:val="1007"/>
+          <w:numId w:val="1008"/>
         </w:numPr>
       </w:pPr>
       <w:hyperlink r:id="rId55">
@@ -5145,7 +5209,7 @@
         <w:pStyle w:val="Compact"/>
         <w:numPr>
           <w:ilvl w:val="0"/>
-          <w:numId w:val="1007"/>
+          <w:numId w:val="1008"/>
         </w:numPr>
       </w:pPr>
       <w:hyperlink r:id="rId56">
@@ -5170,7 +5234,7 @@
         <w:pStyle w:val="FirstParagraph"/>
       </w:pPr>
       <w:r>
-        <w:t xml:space="preserve">The output is a transparent PNG. Save it next to the original (e.g.,</w:t>
+        <w:t xml:space="preserve">The output is a transparent PNG. Save it into</w:t>
       </w:r>
       <w:r>
         <w:t xml:space="preserve"> </w:t>
@@ -5179,10 +5243,10 @@
         <w:rPr>
           <w:rStyle w:val="VerbatimChar"/>
         </w:rPr>
-        <w:t xml:space="preserve">chaetodon-auriga.png</w:t>
-      </w:r>
-      <w:r>
-        <w:t xml:space="preserve">). Then in R, use the</w:t>
+        <w:t xml:space="preserve">images/student-images/</w:t>
+      </w:r>
+      <w:r>
+        <w:t xml:space="preserve">. Then in R, use the</w:t>
       </w:r>
       <w:r>
         <w:t xml:space="preserve"> </w:t>
@@ -5197,22 +5261,7 @@
         <w:t xml:space="preserve"> </w:t>
       </w:r>
       <w:r>
-        <w:t xml:space="preserve">helper from</w:t>
-      </w:r>
-      <w:r>
-        <w:t xml:space="preserve"> </w:t>
-      </w:r>
-      <w:r>
-        <w:rPr>
-          <w:rStyle w:val="VerbatimChar"/>
-        </w:rPr>
-        <w:t xml:space="preserve">walkthrough.R</w:t>
-      </w:r>
-      <w:r>
-        <w:t xml:space="preserve"> </w:t>
-      </w:r>
-      <w:r>
-        <w:t xml:space="preserve">to convert the transparent PNG to a white-background JPG that pavo expects:</w:t>
+        <w:t xml:space="preserve">helper to convert the transparent PNG to a white-background JPG that pavo expects:</w:t>
       </w:r>
     </w:p>
     <w:p>
@@ -5262,7 +5311,7 @@
         <w:rPr>
           <w:rStyle w:val="StringTok"/>
         </w:rPr>
-        <w:t xml:space="preserve">"images/student-fish/&lt;your-lineage&gt;/chaetodon-auriga.png"</w:t>
+        <w:t xml:space="preserve">"images/student-images/your-fish.png"</w:t>
       </w:r>
       <w:r>
         <w:rPr>
@@ -5277,7 +5326,7 @@
         <w:rPr>
           <w:rStyle w:val="CommentTok"/>
         </w:rPr>
-        <w:t xml:space="preserve"># Output: chaetodon-auriga-segmented.jpg in the same folder.</w:t>
+        <w:t xml:space="preserve"># Output: your-fish-segmented.jpg in the same folder.</w:t>
       </w:r>
     </w:p>
     <w:p>
@@ -5508,7 +5557,7 @@
         <w:pStyle w:val="Compact"/>
         <w:numPr>
           <w:ilvl w:val="0"/>
-          <w:numId w:val="1008"/>
+          <w:numId w:val="1009"/>
         </w:numPr>
       </w:pPr>
       <w:r>
@@ -5530,7 +5579,7 @@
         <w:pStyle w:val="Compact"/>
         <w:numPr>
           <w:ilvl w:val="0"/>
-          <w:numId w:val="1008"/>
+          <w:numId w:val="1009"/>
         </w:numPr>
       </w:pPr>
       <w:r>
@@ -5568,7 +5617,7 @@
         <w:pStyle w:val="Compact"/>
         <w:numPr>
           <w:ilvl w:val="0"/>
-          <w:numId w:val="1008"/>
+          <w:numId w:val="1009"/>
         </w:numPr>
       </w:pPr>
       <w:r>
@@ -5610,7 +5659,7 @@
         <w:pStyle w:val="Compact"/>
         <w:numPr>
           <w:ilvl w:val="0"/>
-          <w:numId w:val="1008"/>
+          <w:numId w:val="1009"/>
         </w:numPr>
       </w:pPr>
       <w:r>
@@ -5647,7 +5696,7 @@
         <w:pStyle w:val="Compact"/>
         <w:numPr>
           <w:ilvl w:val="0"/>
-          <w:numId w:val="1008"/>
+          <w:numId w:val="1009"/>
         </w:numPr>
       </w:pPr>
       <w:r>
@@ -5659,7 +5708,7 @@
         <w:pStyle w:val="Compact"/>
         <w:numPr>
           <w:ilvl w:val="0"/>
-          <w:numId w:val="1008"/>
+          <w:numId w:val="1009"/>
         </w:numPr>
       </w:pPr>
       <w:r>
@@ -6069,6 +6118,9 @@
     <w:abstractNumId w:val="991"/>
   </w:num>
   <w:num w:numId="1008">
+    <w:abstractNumId w:val="991"/>
+  </w:num>
+  <w:num w:numId="1009">
     <w:abstractNumId w:val="99411"/>
     <w:lvlOverride w:ilvl="0">
       <w:startOverride w:val="1"/>
